--- a/public/templates-clean/fortunei/9. DECLARAȚIE BUNURI DE VALOARE CLINCENI (1).docx
+++ b/public/templates-clean/fortunei/9. DECLARAȚIE BUNURI DE VALOARE CLINCENI (1).docx
@@ -209,7 +209,7 @@
         <w:rPr>
           <w:rFonts w:ascii="Times New Roman" w:eastAsia="Times New Roman" w:hAnsi="Times New Roman" w:cs="Times New Roman"/>
         </w:rPr>
-        <w:t xml:space="preserve">, </w:t>
+        <w:t xml:space="preserve"/>
       </w:r>
       <w:r>
         <w:rPr>
@@ -221,13 +221,13 @@
         <w:rPr>
           <w:rFonts w:ascii="Times New Roman" w:eastAsia="Times New Roman" w:hAnsi="Times New Roman" w:cs="Times New Roman"/>
         </w:rPr>
-        <w:t xml:space="preserve">{APARTINATOR_CNP}, CI seria {APARTINATOR_CI_SERIE} NR 037720, eliberat la data de {APARTINATOR_CI_DATA},  de către  {BENEFICIAR_CI_ELIBERAT_DE}, cu domiciliul în </w:t>
+        <w:t xml:space="preserve">{APARTINATOR_CNP}, CI seria {APARTINATOR_CI_SERIE} nr. {APARTINATOR_CI_NUMAR}, eliberat la data de {APARTINATOR_CI_DATA},  de către  {APARTINATOR_CI_ELIBERAT_DE}, cu domiciliul în România, {APARTINATOR_ADRESA}, în calitate de aparținător </w:t>
       </w:r>
       <w:r>
         <w:rPr>
           <w:rFonts w:ascii="Times New Roman" w:eastAsia="Times New Roman" w:hAnsi="Times New Roman" w:cs="Times New Roman"/>
         </w:rPr>
-        <w:t>România, {BENEFICIAR_ADRESA}</w:t>
+        <w:t/>
       </w:r>
       <w:r>
         <w:rPr>
@@ -241,14 +241,14 @@
           <w:rFonts w:asciiTheme="majorHAnsi" w:hAnsiTheme="majorHAnsi" w:cstheme="minorHAnsi"/>
           <w:w w:val="120"/>
         </w:rPr>
-        <w:t>î</w:t>
+        <w:t/>
       </w:r>
       <w:r>
         <w:rPr>
           <w:rFonts w:asciiTheme="majorHAnsi" w:hAnsiTheme="majorHAnsi" w:cstheme="minorHAnsi"/>
           <w:w w:val="120"/>
         </w:rPr>
-        <w:t>n</w:t>
+        <w:t/>
       </w:r>
       <w:r>
         <w:rPr>
@@ -256,14 +256,14 @@
           <w:spacing w:val="38"/>
           <w:w w:val="120"/>
         </w:rPr>
-        <w:t xml:space="preserve"> </w:t>
+        <w:t xml:space="preserve"/>
       </w:r>
       <w:r>
         <w:rPr>
           <w:rFonts w:asciiTheme="majorHAnsi" w:hAnsiTheme="majorHAnsi" w:cstheme="minorHAnsi"/>
           <w:w w:val="120"/>
         </w:rPr>
-        <w:t>calitate</w:t>
+        <w:t/>
       </w:r>
       <w:r>
         <w:rPr>
@@ -271,14 +271,14 @@
           <w:spacing w:val="38"/>
           <w:w w:val="120"/>
         </w:rPr>
-        <w:t xml:space="preserve"> </w:t>
+        <w:t xml:space="preserve"/>
       </w:r>
       <w:r>
         <w:rPr>
           <w:rFonts w:asciiTheme="majorHAnsi" w:hAnsiTheme="majorHAnsi" w:cstheme="minorHAnsi"/>
           <w:w w:val="120"/>
         </w:rPr>
-        <w:t>de</w:t>
+        <w:t/>
       </w:r>
       <w:r>
         <w:rPr>
@@ -286,7 +286,7 @@
           <w:spacing w:val="40"/>
           <w:w w:val="120"/>
         </w:rPr>
-        <w:t xml:space="preserve"> </w:t>
+        <w:t xml:space="preserve"/>
       </w:r>
       <w:r>
         <w:rPr>
@@ -294,7 +294,7 @@
           <w:b/>
           <w:w w:val="120"/>
         </w:rPr>
-        <w:t xml:space="preserve">aparținător </w:t>
+        <w:t xml:space="preserve"/>
       </w:r>
       <w:r>
         <w:rPr>
@@ -893,7 +893,7 @@
           <w:bCs/>
           <w:lang w:val="en-US"/>
         </w:rPr>
-        <w:t>07.0</w:t>
+        <w:t>{DATA_CONTRACT}</w:t>
       </w:r>
       <w:r>
         <w:rPr>
@@ -902,7 +902,7 @@
           <w:bCs/>
           <w:lang w:val="en-US"/>
         </w:rPr>
-        <w:t>6</w:t>
+        <w:t/>
       </w:r>
       <w:r>
         <w:rPr>
@@ -911,7 +911,7 @@
           <w:bCs/>
           <w:lang w:val="en-US"/>
         </w:rPr>
-        <w:t>.</w:t>
+        <w:t/>
       </w:r>
       <w:r>
         <w:rPr>
@@ -920,7 +920,7 @@
           <w:bCs/>
           <w:lang w:val="en-US"/>
         </w:rPr>
-        <w:t>202</w:t>
+        <w:t/>
       </w:r>
       <w:r>
         <w:rPr>
@@ -929,7 +929,7 @@
           <w:bCs/>
           <w:lang w:val="en-US"/>
         </w:rPr>
-        <w:t>6</w:t>
+        <w:t/>
       </w:r>
       <w:r>
         <w:rPr>
